--- a/prototypes/original guides/JULIO (EUROPA)/ISLAS FEROE.docx
+++ b/prototypes/original guides/JULIO (EUROPA)/ISLAS FEROE.docx
@@ -674,6 +674,7 @@
     <w:p>
       <w:pPr>
         <w:spacing w:after="240" w:before="240" w:lineRule="auto"/>
+        <w:ind w:left="0" w:firstLine="0"/>
         <w:rPr>
           <w:rFonts w:ascii="Manrope" w:cs="Manrope" w:eastAsia="Manrope" w:hAnsi="Manrope"/>
         </w:rPr>
@@ -698,6 +699,84 @@
     </w:p>
     <w:p>
       <w:pPr>
+        <w:numPr>
+          <w:ilvl w:val="0"/>
+          <w:numId w:val="3"/>
+        </w:numPr>
+        <w:spacing w:after="0" w:afterAutospacing="0" w:before="240" w:lineRule="auto"/>
+        <w:ind w:left="720" w:hanging="360"/>
+        <w:rPr>
+          <w:rFonts w:ascii="Manrope" w:cs="Manrope" w:eastAsia="Manrope" w:hAnsi="Manrope"/>
+          <w:u w:val="none"/>
+        </w:rPr>
+      </w:pPr>
+      <w:r>
+        <w:rPr>
+          <w:rFonts w:ascii="Manrope" w:cs="Manrope" w:eastAsia="Manrope" w:hAnsi="Manrope"/>
+          <w:rtl w:val="0"/>
+        </w:rPr>
+        <w:t xml:space="preserve">12:00: Aterrizaje en Vágar. Bus 300 a Tórshavn (45 min, €5/persona)</w:t>
+        <w:br w:type="textWrapping"/>
+        <w:t xml:space="preserve">14:00: Check-in en el hotel elegido</w:t>
+      </w:r>
+    </w:p>
+    <w:p>
+      <w:pPr>
+        <w:numPr>
+          <w:ilvl w:val="0"/>
+          <w:numId w:val="3"/>
+        </w:numPr>
+        <w:spacing w:after="0" w:afterAutospacing="0" w:before="0" w:beforeAutospacing="0" w:lineRule="auto"/>
+        <w:ind w:left="720" w:hanging="360"/>
+        <w:rPr>
+          <w:rFonts w:ascii="Manrope" w:cs="Manrope" w:eastAsia="Manrope" w:hAnsi="Manrope"/>
+          <w:u w:val="none"/>
+        </w:rPr>
+      </w:pPr>
+      <w:r>
+        <w:rPr>
+          <w:rFonts w:ascii="Manrope" w:cs="Manrope" w:eastAsia="Manrope" w:hAnsi="Manrope"/>
+          <w:rtl w:val="0"/>
+        </w:rPr>
+        <w:t xml:space="preserve">16:00: Primera caminata por el Tinganes — casas de turba del siglo XVII junto al muelle del Parlamento</w:t>
+      </w:r>
+    </w:p>
+    <w:p>
+      <w:pPr>
+        <w:numPr>
+          <w:ilvl w:val="0"/>
+          <w:numId w:val="3"/>
+        </w:numPr>
+        <w:spacing w:after="240" w:before="0" w:beforeAutospacing="0" w:lineRule="auto"/>
+        <w:ind w:left="720" w:hanging="360"/>
+        <w:rPr>
+          <w:rFonts w:ascii="Manrope" w:cs="Manrope" w:eastAsia="Manrope" w:hAnsi="Manrope"/>
+          <w:u w:val="none"/>
+        </w:rPr>
+      </w:pPr>
+      <w:r>
+        <w:rPr>
+          <w:rFonts w:ascii="Manrope" w:cs="Manrope" w:eastAsia="Manrope" w:hAnsi="Manrope"/>
+          <w:rtl w:val="0"/>
+        </w:rPr>
+        <w:t xml:space="preserve">19:30:  Cena en Áarstova (cocina feroe tradicional, una de las casas más antiguas de la capital)</w:t>
+      </w:r>
+    </w:p>
+    <w:p>
+      <w:pPr>
+        <w:spacing w:after="240" w:before="240" w:lineRule="auto"/>
+        <w:rPr>
+          <w:rFonts w:ascii="Manrope" w:cs="Manrope" w:eastAsia="Manrope" w:hAnsi="Manrope"/>
+        </w:rPr>
+      </w:pPr>
+      <w:r>
+        <w:rPr>
+          <w:rtl w:val="0"/>
+        </w:rPr>
+      </w:r>
+    </w:p>
+    <w:p>
+      <w:pPr>
         <w:spacing w:after="240" w:before="240" w:lineRule="auto"/>
         <w:rPr>
           <w:rFonts w:ascii="Manrope" w:cs="Manrope" w:eastAsia="Manrope" w:hAnsi="Manrope"/>
@@ -723,6 +802,145 @@
     </w:p>
     <w:p>
       <w:pPr>
+        <w:numPr>
+          <w:ilvl w:val="0"/>
+          <w:numId w:val="7"/>
+        </w:numPr>
+        <w:spacing w:after="0" w:afterAutospacing="0" w:before="240" w:lineRule="auto"/>
+        <w:ind w:left="720" w:hanging="360"/>
+        <w:rPr>
+          <w:rFonts w:ascii="Manrope" w:cs="Manrope" w:eastAsia="Manrope" w:hAnsi="Manrope"/>
+          <w:u w:val="none"/>
+        </w:rPr>
+      </w:pPr>
+      <w:r>
+        <w:rPr>
+          <w:rFonts w:ascii="Manrope" w:cs="Manrope" w:eastAsia="Manrope" w:hAnsi="Manrope"/>
+          <w:rtl w:val="0"/>
+        </w:rPr>
+        <w:t xml:space="preserve">08:00: Recogida en hotel para el Full Day Highlights Tour</w:t>
+      </w:r>
+    </w:p>
+    <w:p>
+      <w:pPr>
+        <w:numPr>
+          <w:ilvl w:val="0"/>
+          <w:numId w:val="7"/>
+        </w:numPr>
+        <w:spacing w:after="0" w:afterAutospacing="0" w:before="0" w:beforeAutospacing="0" w:lineRule="auto"/>
+        <w:ind w:left="720" w:hanging="360"/>
+        <w:rPr>
+          <w:rFonts w:ascii="Manrope" w:cs="Manrope" w:eastAsia="Manrope" w:hAnsi="Manrope"/>
+          <w:u w:val="none"/>
+        </w:rPr>
+      </w:pPr>
+      <w:r>
+        <w:rPr>
+          <w:rFonts w:ascii="Manrope" w:cs="Manrope" w:eastAsia="Manrope" w:hAnsi="Manrope"/>
+          <w:rtl w:val="0"/>
+        </w:rPr>
+        <w:t xml:space="preserve">09:30: Saksun — pueblo de turba en fiordo cerrado</w:t>
+      </w:r>
+    </w:p>
+    <w:p>
+      <w:pPr>
+        <w:numPr>
+          <w:ilvl w:val="0"/>
+          <w:numId w:val="7"/>
+        </w:numPr>
+        <w:spacing w:after="0" w:afterAutospacing="0" w:before="0" w:beforeAutospacing="0" w:lineRule="auto"/>
+        <w:ind w:left="720" w:hanging="360"/>
+        <w:rPr>
+          <w:rFonts w:ascii="Manrope" w:cs="Manrope" w:eastAsia="Manrope" w:hAnsi="Manrope"/>
+          <w:u w:val="none"/>
+        </w:rPr>
+      </w:pPr>
+      <w:r>
+        <w:rPr>
+          <w:rFonts w:ascii="Manrope" w:cs="Manrope" w:eastAsia="Manrope" w:hAnsi="Manrope"/>
+          <w:rtl w:val="0"/>
+        </w:rPr>
+        <w:t xml:space="preserve">12:00: Lago Sørvágsvatn y acantilados de Trælanípa</w:t>
+      </w:r>
+    </w:p>
+    <w:p>
+      <w:pPr>
+        <w:numPr>
+          <w:ilvl w:val="0"/>
+          <w:numId w:val="7"/>
+        </w:numPr>
+        <w:spacing w:after="0" w:afterAutospacing="0" w:before="0" w:beforeAutospacing="0" w:lineRule="auto"/>
+        <w:ind w:left="720" w:hanging="360"/>
+        <w:rPr>
+          <w:rFonts w:ascii="Manrope" w:cs="Manrope" w:eastAsia="Manrope" w:hAnsi="Manrope"/>
+          <w:u w:val="none"/>
+        </w:rPr>
+      </w:pPr>
+      <w:r>
+        <w:rPr>
+          <w:rFonts w:ascii="Manrope" w:cs="Manrope" w:eastAsia="Manrope" w:hAnsi="Manrope"/>
+          <w:rtl w:val="0"/>
+        </w:rPr>
+        <w:t xml:space="preserve">13:30: Almuerzo incluido en el tour</w:t>
+      </w:r>
+    </w:p>
+    <w:p>
+      <w:pPr>
+        <w:numPr>
+          <w:ilvl w:val="0"/>
+          <w:numId w:val="7"/>
+        </w:numPr>
+        <w:spacing w:after="0" w:afterAutospacing="0" w:before="0" w:beforeAutospacing="0" w:lineRule="auto"/>
+        <w:ind w:left="720" w:hanging="360"/>
+        <w:rPr>
+          <w:rFonts w:ascii="Manrope" w:cs="Manrope" w:eastAsia="Manrope" w:hAnsi="Manrope"/>
+          <w:u w:val="none"/>
+        </w:rPr>
+      </w:pPr>
+      <w:r>
+        <w:rPr>
+          <w:rFonts w:ascii="Manrope" w:cs="Manrope" w:eastAsia="Manrope" w:hAnsi="Manrope"/>
+          <w:rtl w:val="0"/>
+        </w:rPr>
+        <w:t xml:space="preserve">17:30: Regreso a Tórshavn</w:t>
+      </w:r>
+    </w:p>
+    <w:p>
+      <w:pPr>
+        <w:numPr>
+          <w:ilvl w:val="0"/>
+          <w:numId w:val="7"/>
+        </w:numPr>
+        <w:spacing w:after="240" w:before="0" w:beforeAutospacing="0" w:lineRule="auto"/>
+        <w:ind w:left="720" w:hanging="360"/>
+        <w:rPr>
+          <w:rFonts w:ascii="Manrope" w:cs="Manrope" w:eastAsia="Manrope" w:hAnsi="Manrope"/>
+          <w:u w:val="none"/>
+        </w:rPr>
+      </w:pPr>
+      <w:r>
+        <w:rPr>
+          <w:rFonts w:ascii="Manrope" w:cs="Manrope" w:eastAsia="Manrope" w:hAnsi="Manrope"/>
+          <w:rtl w:val="0"/>
+        </w:rPr>
+        <w:t xml:space="preserve">20:00: Cena libre en el centro</w:t>
+      </w:r>
+    </w:p>
+    <w:p>
+      <w:pPr>
+        <w:spacing w:after="240" w:before="240" w:lineRule="auto"/>
+        <w:rPr>
+          <w:rFonts w:ascii="Manrope" w:cs="Manrope" w:eastAsia="Manrope" w:hAnsi="Manrope"/>
+        </w:rPr>
+      </w:pPr>
+      <w:r>
+        <w:rPr>
+          <w:rtl w:val="0"/>
+        </w:rPr>
+      </w:r>
+    </w:p>
+    <w:p>
+      <w:pPr>
         <w:spacing w:after="240" w:before="240" w:lineRule="auto"/>
         <w:rPr>
           <w:rFonts w:ascii="Manrope" w:cs="Manrope" w:eastAsia="Manrope" w:hAnsi="Manrope"/>
@@ -748,6 +966,166 @@
     </w:p>
     <w:p>
       <w:pPr>
+        <w:numPr>
+          <w:ilvl w:val="0"/>
+          <w:numId w:val="6"/>
+        </w:numPr>
+        <w:spacing w:after="0" w:afterAutospacing="0" w:before="240" w:lineRule="auto"/>
+        <w:ind w:left="720" w:hanging="360"/>
+        <w:rPr>
+          <w:rFonts w:ascii="Manrope" w:cs="Manrope" w:eastAsia="Manrope" w:hAnsi="Manrope"/>
+          <w:u w:val="none"/>
+        </w:rPr>
+      </w:pPr>
+      <w:r>
+        <w:rPr>
+          <w:rFonts w:ascii="Manrope" w:cs="Manrope" w:eastAsia="Manrope" w:hAnsi="Manrope"/>
+          <w:rtl w:val="0"/>
+        </w:rPr>
+        <w:t xml:space="preserve">07:00:  Salida en carro hacia Sørvágur (1.5 horas)</w:t>
+      </w:r>
+    </w:p>
+    <w:p>
+      <w:pPr>
+        <w:numPr>
+          <w:ilvl w:val="0"/>
+          <w:numId w:val="6"/>
+        </w:numPr>
+        <w:spacing w:after="0" w:afterAutospacing="0" w:before="0" w:beforeAutospacing="0" w:lineRule="auto"/>
+        <w:ind w:left="720" w:hanging="360"/>
+        <w:rPr>
+          <w:rFonts w:ascii="Manrope" w:cs="Manrope" w:eastAsia="Manrope" w:hAnsi="Manrope"/>
+          <w:u w:val="none"/>
+        </w:rPr>
+      </w:pPr>
+      <w:r>
+        <w:rPr>
+          <w:rFonts w:ascii="Manrope" w:cs="Manrope" w:eastAsia="Manrope" w:hAnsi="Manrope"/>
+          <w:rtl w:val="0"/>
+        </w:rPr>
+        <w:t xml:space="preserve">09:00: Ferry a Mykines</w:t>
+      </w:r>
+    </w:p>
+    <w:p>
+      <w:pPr>
+        <w:numPr>
+          <w:ilvl w:val="0"/>
+          <w:numId w:val="6"/>
+        </w:numPr>
+        <w:spacing w:after="0" w:afterAutospacing="0" w:before="0" w:beforeAutospacing="0" w:lineRule="auto"/>
+        <w:ind w:left="720" w:hanging="360"/>
+        <w:rPr>
+          <w:rFonts w:ascii="Manrope" w:cs="Manrope" w:eastAsia="Manrope" w:hAnsi="Manrope"/>
+          <w:u w:val="none"/>
+        </w:rPr>
+      </w:pPr>
+      <w:r>
+        <w:rPr>
+          <w:rFonts w:ascii="Manrope" w:cs="Manrope" w:eastAsia="Manrope" w:hAnsi="Manrope"/>
+          <w:rtl w:val="0"/>
+        </w:rPr>
+        <w:t xml:space="preserve">10:30: Caminata al faro y colonia de frailecillos (45 min)</w:t>
+      </w:r>
+    </w:p>
+    <w:p>
+      <w:pPr>
+        <w:numPr>
+          <w:ilvl w:val="0"/>
+          <w:numId w:val="6"/>
+        </w:numPr>
+        <w:spacing w:after="0" w:afterAutospacing="0" w:before="0" w:beforeAutospacing="0" w:lineRule="auto"/>
+        <w:ind w:left="720" w:hanging="360"/>
+        <w:rPr>
+          <w:rFonts w:ascii="Manrope" w:cs="Manrope" w:eastAsia="Manrope" w:hAnsi="Manrope"/>
+          <w:u w:val="none"/>
+        </w:rPr>
+      </w:pPr>
+      <w:r>
+        <w:rPr>
+          <w:rFonts w:ascii="Manrope" w:cs="Manrope" w:eastAsia="Manrope" w:hAnsi="Manrope"/>
+          <w:rtl w:val="0"/>
+        </w:rPr>
+        <w:t xml:space="preserve">13:00: Almuerzo en el único café del pueblo</w:t>
+      </w:r>
+    </w:p>
+    <w:p>
+      <w:pPr>
+        <w:numPr>
+          <w:ilvl w:val="0"/>
+          <w:numId w:val="6"/>
+        </w:numPr>
+        <w:spacing w:after="0" w:afterAutospacing="0" w:before="0" w:beforeAutospacing="0" w:lineRule="auto"/>
+        <w:ind w:left="720" w:hanging="360"/>
+        <w:rPr>
+          <w:rFonts w:ascii="Manrope" w:cs="Manrope" w:eastAsia="Manrope" w:hAnsi="Manrope"/>
+          <w:u w:val="none"/>
+        </w:rPr>
+      </w:pPr>
+      <w:r>
+        <w:rPr>
+          <w:rFonts w:ascii="Manrope" w:cs="Manrope" w:eastAsia="Manrope" w:hAnsi="Manrope"/>
+          <w:rtl w:val="0"/>
+        </w:rPr>
+        <w:t xml:space="preserve">14:30:  Ferry de regreso a Sørvágur</w:t>
+      </w:r>
+    </w:p>
+    <w:p>
+      <w:pPr>
+        <w:numPr>
+          <w:ilvl w:val="0"/>
+          <w:numId w:val="6"/>
+        </w:numPr>
+        <w:spacing w:after="0" w:afterAutospacing="0" w:before="0" w:beforeAutospacing="0" w:lineRule="auto"/>
+        <w:ind w:left="720" w:hanging="360"/>
+        <w:rPr>
+          <w:rFonts w:ascii="Manrope" w:cs="Manrope" w:eastAsia="Manrope" w:hAnsi="Manrope"/>
+          <w:u w:val="none"/>
+        </w:rPr>
+      </w:pPr>
+      <w:r>
+        <w:rPr>
+          <w:rFonts w:ascii="Manrope" w:cs="Manrope" w:eastAsia="Manrope" w:hAnsi="Manrope"/>
+          <w:rtl w:val="0"/>
+        </w:rPr>
+        <w:t xml:space="preserve">17:00:  Regreso a Tórshavn</w:t>
+      </w:r>
+    </w:p>
+    <w:p>
+      <w:pPr>
+        <w:numPr>
+          <w:ilvl w:val="0"/>
+          <w:numId w:val="6"/>
+        </w:numPr>
+        <w:spacing w:after="240" w:before="0" w:beforeAutospacing="0" w:lineRule="auto"/>
+        <w:ind w:left="720" w:hanging="360"/>
+        <w:rPr>
+          <w:rFonts w:ascii="Manrope" w:cs="Manrope" w:eastAsia="Manrope" w:hAnsi="Manrope"/>
+          <w:u w:val="none"/>
+        </w:rPr>
+      </w:pPr>
+      <w:r>
+        <w:rPr>
+          <w:rFonts w:ascii="Manrope" w:cs="Manrope" w:eastAsia="Manrope" w:hAnsi="Manrope"/>
+          <w:rtl w:val="0"/>
+        </w:rPr>
+        <w:t xml:space="preserve">20:00: Cena en el hotel o en el centro</w:t>
+      </w:r>
+    </w:p>
+    <w:p>
+      <w:pPr>
+        <w:spacing w:after="240" w:before="240" w:lineRule="auto"/>
+        <w:rPr>
+          <w:rFonts w:ascii="Manrope" w:cs="Manrope" w:eastAsia="Manrope" w:hAnsi="Manrope"/>
+        </w:rPr>
+      </w:pPr>
+      <w:r>
+        <w:rPr>
+          <w:rtl w:val="0"/>
+        </w:rPr>
+      </w:r>
+    </w:p>
+    <w:p>
+      <w:pPr>
         <w:spacing w:after="240" w:before="240" w:lineRule="auto"/>
         <w:rPr>
           <w:rFonts w:ascii="Manrope" w:cs="Manrope" w:eastAsia="Manrope" w:hAnsi="Manrope"/>
@@ -773,6 +1151,145 @@
     </w:p>
     <w:p>
       <w:pPr>
+        <w:numPr>
+          <w:ilvl w:val="0"/>
+          <w:numId w:val="1"/>
+        </w:numPr>
+        <w:spacing w:after="0" w:afterAutospacing="0" w:before="240" w:lineRule="auto"/>
+        <w:ind w:left="720" w:hanging="360"/>
+        <w:rPr>
+          <w:rFonts w:ascii="Manrope" w:cs="Manrope" w:eastAsia="Manrope" w:hAnsi="Manrope"/>
+          <w:u w:val="none"/>
+        </w:rPr>
+      </w:pPr>
+      <w:r>
+        <w:rPr>
+          <w:rFonts w:ascii="Manrope" w:cs="Manrope" w:eastAsia="Manrope" w:hAnsi="Manrope"/>
+          <w:rtl w:val="0"/>
+        </w:rPr>
+        <w:t xml:space="preserve">09:00: Salida para el tour de medio día a Gásadalur</w:t>
+      </w:r>
+    </w:p>
+    <w:p>
+      <w:pPr>
+        <w:numPr>
+          <w:ilvl w:val="0"/>
+          <w:numId w:val="1"/>
+        </w:numPr>
+        <w:spacing w:after="0" w:afterAutospacing="0" w:before="0" w:beforeAutospacing="0" w:lineRule="auto"/>
+        <w:ind w:left="720" w:hanging="360"/>
+        <w:rPr>
+          <w:rFonts w:ascii="Manrope" w:cs="Manrope" w:eastAsia="Manrope" w:hAnsi="Manrope"/>
+          <w:u w:val="none"/>
+        </w:rPr>
+      </w:pPr>
+      <w:r>
+        <w:rPr>
+          <w:rFonts w:ascii="Manrope" w:cs="Manrope" w:eastAsia="Manrope" w:hAnsi="Manrope"/>
+          <w:rtl w:val="0"/>
+        </w:rPr>
+        <w:t xml:space="preserve">10:30:  Llegada al mirador de Múlafossur — cascada directa al Atlántico</w:t>
+      </w:r>
+    </w:p>
+    <w:p>
+      <w:pPr>
+        <w:numPr>
+          <w:ilvl w:val="0"/>
+          <w:numId w:val="1"/>
+        </w:numPr>
+        <w:spacing w:after="0" w:afterAutospacing="0" w:before="0" w:beforeAutospacing="0" w:lineRule="auto"/>
+        <w:ind w:left="720" w:hanging="360"/>
+        <w:rPr>
+          <w:rFonts w:ascii="Manrope" w:cs="Manrope" w:eastAsia="Manrope" w:hAnsi="Manrope"/>
+          <w:u w:val="none"/>
+        </w:rPr>
+      </w:pPr>
+      <w:r>
+        <w:rPr>
+          <w:rFonts w:ascii="Manrope" w:cs="Manrope" w:eastAsia="Manrope" w:hAnsi="Manrope"/>
+          <w:rtl w:val="0"/>
+        </w:rPr>
+        <w:t xml:space="preserve">11:30: Tiempo libre en el pueblo de Gásadalur</w:t>
+      </w:r>
+    </w:p>
+    <w:p>
+      <w:pPr>
+        <w:numPr>
+          <w:ilvl w:val="0"/>
+          <w:numId w:val="1"/>
+        </w:numPr>
+        <w:spacing w:after="0" w:afterAutospacing="0" w:before="0" w:beforeAutospacing="0" w:lineRule="auto"/>
+        <w:ind w:left="720" w:hanging="360"/>
+        <w:rPr>
+          <w:rFonts w:ascii="Manrope" w:cs="Manrope" w:eastAsia="Manrope" w:hAnsi="Manrope"/>
+          <w:u w:val="none"/>
+        </w:rPr>
+      </w:pPr>
+      <w:r>
+        <w:rPr>
+          <w:rFonts w:ascii="Manrope" w:cs="Manrope" w:eastAsia="Manrope" w:hAnsi="Manrope"/>
+          <w:rtl w:val="0"/>
+        </w:rPr>
+        <w:t xml:space="preserve">13:00: Regreso a Tórshavn</w:t>
+      </w:r>
+    </w:p>
+    <w:p>
+      <w:pPr>
+        <w:numPr>
+          <w:ilvl w:val="0"/>
+          <w:numId w:val="1"/>
+        </w:numPr>
+        <w:spacing w:after="0" w:afterAutospacing="0" w:before="0" w:beforeAutospacing="0" w:lineRule="auto"/>
+        <w:ind w:left="720" w:hanging="360"/>
+        <w:rPr>
+          <w:rFonts w:ascii="Manrope" w:cs="Manrope" w:eastAsia="Manrope" w:hAnsi="Manrope"/>
+          <w:u w:val="none"/>
+        </w:rPr>
+      </w:pPr>
+      <w:r>
+        <w:rPr>
+          <w:rFonts w:ascii="Manrope" w:cs="Manrope" w:eastAsia="Manrope" w:hAnsi="Manrope"/>
+          <w:rtl w:val="0"/>
+        </w:rPr>
+        <w:t xml:space="preserve">15:00: Museo Histórico Nacional (historia vikinga y cultura feroe) o piscina en Hotel Brandan si llueve</w:t>
+      </w:r>
+    </w:p>
+    <w:p>
+      <w:pPr>
+        <w:numPr>
+          <w:ilvl w:val="0"/>
+          <w:numId w:val="1"/>
+        </w:numPr>
+        <w:spacing w:after="240" w:before="0" w:beforeAutospacing="0" w:lineRule="auto"/>
+        <w:ind w:left="720" w:hanging="360"/>
+        <w:rPr>
+          <w:rFonts w:ascii="Manrope" w:cs="Manrope" w:eastAsia="Manrope" w:hAnsi="Manrope"/>
+          <w:u w:val="none"/>
+        </w:rPr>
+      </w:pPr>
+      <w:r>
+        <w:rPr>
+          <w:rFonts w:ascii="Manrope" w:cs="Manrope" w:eastAsia="Manrope" w:hAnsi="Manrope"/>
+          <w:rtl w:val="0"/>
+        </w:rPr>
+        <w:t xml:space="preserve">19:30:  Cena libre</w:t>
+      </w:r>
+    </w:p>
+    <w:p>
+      <w:pPr>
+        <w:spacing w:after="240" w:before="240" w:lineRule="auto"/>
+        <w:rPr>
+          <w:rFonts w:ascii="Manrope" w:cs="Manrope" w:eastAsia="Manrope" w:hAnsi="Manrope"/>
+        </w:rPr>
+      </w:pPr>
+      <w:r>
+        <w:rPr>
+          <w:rtl w:val="0"/>
+        </w:rPr>
+      </w:r>
+    </w:p>
+    <w:p>
+      <w:pPr>
         <w:spacing w:after="240" w:before="240" w:lineRule="auto"/>
         <w:rPr>
           <w:rFonts w:ascii="Manrope" w:cs="Manrope" w:eastAsia="Manrope" w:hAnsi="Manrope"/>
@@ -798,6 +1315,133 @@
     </w:p>
     <w:p>
       <w:pPr>
+        <w:numPr>
+          <w:ilvl w:val="0"/>
+          <w:numId w:val="2"/>
+        </w:numPr>
+        <w:spacing w:after="0" w:afterAutospacing="0" w:before="240" w:lineRule="auto"/>
+        <w:ind w:left="720" w:hanging="360"/>
+        <w:rPr>
+          <w:rFonts w:ascii="Manrope" w:cs="Manrope" w:eastAsia="Manrope" w:hAnsi="Manrope"/>
+          <w:u w:val="none"/>
+        </w:rPr>
+      </w:pPr>
+      <w:r>
+        <w:rPr>
+          <w:rFonts w:ascii="Manrope" w:cs="Manrope" w:eastAsia="Manrope" w:hAnsi="Manrope"/>
+          <w:rtl w:val="0"/>
+        </w:rPr>
+        <w:t xml:space="preserve">09:00: Salida en carro hacia el norte de Eysturoy por el Eysturoyartunnilin (túnel submarino con rotonda a 180m de profundidad)</w:t>
+      </w:r>
+    </w:p>
+    <w:p>
+      <w:pPr>
+        <w:numPr>
+          <w:ilvl w:val="0"/>
+          <w:numId w:val="2"/>
+        </w:numPr>
+        <w:spacing w:after="0" w:afterAutospacing="0" w:before="0" w:beforeAutospacing="0" w:lineRule="auto"/>
+        <w:ind w:left="720" w:hanging="360"/>
+        <w:rPr>
+          <w:rFonts w:ascii="Manrope" w:cs="Manrope" w:eastAsia="Manrope" w:hAnsi="Manrope"/>
+          <w:u w:val="none"/>
+        </w:rPr>
+      </w:pPr>
+      <w:r>
+        <w:rPr>
+          <w:rFonts w:ascii="Manrope" w:cs="Manrope" w:eastAsia="Manrope" w:hAnsi="Manrope"/>
+          <w:rtl w:val="0"/>
+        </w:rPr>
+        <w:t xml:space="preserve">10:30: Cascada Fossá (140 metros, la más alta de las Feroe — 15 min a pie desde el aparcamiento)</w:t>
+      </w:r>
+    </w:p>
+    <w:p>
+      <w:pPr>
+        <w:numPr>
+          <w:ilvl w:val="0"/>
+          <w:numId w:val="2"/>
+        </w:numPr>
+        <w:spacing w:after="0" w:afterAutospacing="0" w:before="0" w:beforeAutospacing="0" w:lineRule="auto"/>
+        <w:ind w:left="720" w:hanging="360"/>
+        <w:rPr>
+          <w:rFonts w:ascii="Manrope" w:cs="Manrope" w:eastAsia="Manrope" w:hAnsi="Manrope"/>
+          <w:u w:val="none"/>
+        </w:rPr>
+      </w:pPr>
+      <w:r>
+        <w:rPr>
+          <w:rFonts w:ascii="Manrope" w:cs="Manrope" w:eastAsia="Manrope" w:hAnsi="Manrope"/>
+          <w:rtl w:val="0"/>
+        </w:rPr>
+        <w:t xml:space="preserve">12:00: Lago Eiðisvatn con el pueblo de Eiði al fondo</w:t>
+      </w:r>
+    </w:p>
+    <w:p>
+      <w:pPr>
+        <w:numPr>
+          <w:ilvl w:val="0"/>
+          <w:numId w:val="2"/>
+        </w:numPr>
+        <w:spacing w:after="0" w:afterAutospacing="0" w:before="0" w:beforeAutospacing="0" w:lineRule="auto"/>
+        <w:ind w:left="720" w:hanging="360"/>
+        <w:rPr>
+          <w:rFonts w:ascii="Manrope" w:cs="Manrope" w:eastAsia="Manrope" w:hAnsi="Manrope"/>
+          <w:u w:val="none"/>
+        </w:rPr>
+      </w:pPr>
+      <w:r>
+        <w:rPr>
+          <w:rFonts w:ascii="Manrope" w:cs="Manrope" w:eastAsia="Manrope" w:hAnsi="Manrope"/>
+          <w:rtl w:val="0"/>
+        </w:rPr>
+        <w:t xml:space="preserve">13:30: Almuerzo en Eiði</w:t>
+      </w:r>
+    </w:p>
+    <w:p>
+      <w:pPr>
+        <w:numPr>
+          <w:ilvl w:val="0"/>
+          <w:numId w:val="2"/>
+        </w:numPr>
+        <w:spacing w:after="0" w:afterAutospacing="0" w:before="0" w:beforeAutospacing="0" w:lineRule="auto"/>
+        <w:ind w:left="720" w:hanging="360"/>
+        <w:rPr>
+          <w:rFonts w:ascii="Manrope" w:cs="Manrope" w:eastAsia="Manrope" w:hAnsi="Manrope"/>
+          <w:u w:val="none"/>
+        </w:rPr>
+      </w:pPr>
+      <w:r>
+        <w:rPr>
+          <w:rFonts w:ascii="Manrope" w:cs="Manrope" w:eastAsia="Manrope" w:hAnsi="Manrope"/>
+          <w:rtl w:val="0"/>
+        </w:rPr>
+        <w:t xml:space="preserve">15:30: Regreso a Tórshavn por la costa norte</w:t>
+      </w:r>
+    </w:p>
+    <w:p>
+      <w:pPr>
+        <w:numPr>
+          <w:ilvl w:val="0"/>
+          <w:numId w:val="2"/>
+        </w:numPr>
+        <w:spacing w:after="240" w:before="0" w:beforeAutospacing="0" w:lineRule="auto"/>
+        <w:ind w:left="720" w:hanging="360"/>
+        <w:rPr>
+          <w:rFonts w:ascii="Manrope" w:cs="Manrope" w:eastAsia="Manrope" w:hAnsi="Manrope"/>
+          <w:u w:val="none"/>
+        </w:rPr>
+      </w:pPr>
+      <w:r>
+        <w:rPr>
+          <w:rFonts w:ascii="Manrope" w:cs="Manrope" w:eastAsia="Manrope" w:hAnsi="Manrope"/>
+          <w:rtl w:val="0"/>
+        </w:rPr>
+        <w:t xml:space="preserve">19:30: Cena en el hotel o libre</w:t>
+        <w:br w:type="textWrapping"/>
+      </w:r>
+    </w:p>
+    <w:p>
+      <w:pPr>
         <w:spacing w:after="240" w:before="240" w:lineRule="auto"/>
         <w:rPr>
           <w:rFonts w:ascii="Manrope" w:cs="Manrope" w:eastAsia="Manrope" w:hAnsi="Manrope"/>
@@ -823,6 +1467,124 @@
     </w:p>
     <w:p>
       <w:pPr>
+        <w:numPr>
+          <w:ilvl w:val="0"/>
+          <w:numId w:val="5"/>
+        </w:numPr>
+        <w:spacing w:after="0" w:afterAutospacing="0" w:before="240" w:lineRule="auto"/>
+        <w:ind w:left="720" w:hanging="360"/>
+        <w:rPr>
+          <w:rFonts w:ascii="Manrope" w:cs="Manrope" w:eastAsia="Manrope" w:hAnsi="Manrope"/>
+          <w:u w:val="none"/>
+        </w:rPr>
+      </w:pPr>
+      <w:r>
+        <w:rPr>
+          <w:rFonts w:ascii="Manrope" w:cs="Manrope" w:eastAsia="Manrope" w:hAnsi="Manrope"/>
+          <w:rtl w:val="0"/>
+        </w:rPr>
+        <w:t xml:space="preserve">10:00: Mercado local de artesanías (tejidos de lana feroe, miniaturas de casas de turba)</w:t>
+      </w:r>
+    </w:p>
+    <w:p>
+      <w:pPr>
+        <w:numPr>
+          <w:ilvl w:val="0"/>
+          <w:numId w:val="5"/>
+        </w:numPr>
+        <w:spacing w:after="0" w:afterAutospacing="0" w:before="0" w:beforeAutospacing="0" w:lineRule="auto"/>
+        <w:ind w:left="720" w:hanging="360"/>
+        <w:rPr>
+          <w:rFonts w:ascii="Manrope" w:cs="Manrope" w:eastAsia="Manrope" w:hAnsi="Manrope"/>
+          <w:u w:val="none"/>
+        </w:rPr>
+      </w:pPr>
+      <w:r>
+        <w:rPr>
+          <w:rFonts w:ascii="Manrope" w:cs="Manrope" w:eastAsia="Manrope" w:hAnsi="Manrope"/>
+          <w:rtl w:val="0"/>
+        </w:rPr>
+        <w:t xml:space="preserve">12:00: Galería Listasavn Føroya — arte feroe contemporáneo y tradicional</w:t>
+      </w:r>
+    </w:p>
+    <w:p>
+      <w:pPr>
+        <w:numPr>
+          <w:ilvl w:val="0"/>
+          <w:numId w:val="5"/>
+        </w:numPr>
+        <w:spacing w:after="0" w:afterAutospacing="0" w:before="0" w:beforeAutospacing="0" w:lineRule="auto"/>
+        <w:ind w:left="720" w:hanging="360"/>
+        <w:rPr>
+          <w:rFonts w:ascii="Manrope" w:cs="Manrope" w:eastAsia="Manrope" w:hAnsi="Manrope"/>
+          <w:u w:val="none"/>
+        </w:rPr>
+      </w:pPr>
+      <w:r>
+        <w:rPr>
+          <w:rFonts w:ascii="Manrope" w:cs="Manrope" w:eastAsia="Manrope" w:hAnsi="Manrope"/>
+          <w:rtl w:val="0"/>
+        </w:rPr>
+        <w:t xml:space="preserve">14:00: Almuerzo en el centro histórico</w:t>
+      </w:r>
+    </w:p>
+    <w:p>
+      <w:pPr>
+        <w:numPr>
+          <w:ilvl w:val="0"/>
+          <w:numId w:val="5"/>
+        </w:numPr>
+        <w:spacing w:after="0" w:afterAutospacing="0" w:before="0" w:beforeAutospacing="0" w:lineRule="auto"/>
+        <w:ind w:left="720" w:hanging="360"/>
+        <w:rPr>
+          <w:rFonts w:ascii="Manrope" w:cs="Manrope" w:eastAsia="Manrope" w:hAnsi="Manrope"/>
+          <w:u w:val="none"/>
+        </w:rPr>
+      </w:pPr>
+      <w:r>
+        <w:rPr>
+          <w:rFonts w:ascii="Manrope" w:cs="Manrope" w:eastAsia="Manrope" w:hAnsi="Manrope"/>
+          <w:rtl w:val="0"/>
+        </w:rPr>
+        <w:t xml:space="preserve">16:00: Última tarde de piscina en Hotel Brandan (el plan B definitivo si el clima no acompaña)</w:t>
+      </w:r>
+    </w:p>
+    <w:p>
+      <w:pPr>
+        <w:numPr>
+          <w:ilvl w:val="0"/>
+          <w:numId w:val="5"/>
+        </w:numPr>
+        <w:spacing w:after="240" w:before="0" w:beforeAutospacing="0" w:lineRule="auto"/>
+        <w:ind w:left="720" w:hanging="360"/>
+        <w:rPr>
+          <w:rFonts w:ascii="Manrope" w:cs="Manrope" w:eastAsia="Manrope" w:hAnsi="Manrope"/>
+          <w:u w:val="none"/>
+        </w:rPr>
+      </w:pPr>
+      <w:r>
+        <w:rPr>
+          <w:rFonts w:ascii="Manrope" w:cs="Manrope" w:eastAsia="Manrope" w:hAnsi="Manrope"/>
+          <w:rtl w:val="0"/>
+        </w:rPr>
+        <w:t xml:space="preserve">20:00: Cena de despedida en KOKS (reserva previa obligatoria con meses de anticipación) o en Áarstova para una segunda noche de cocina feroe honesta</w:t>
+      </w:r>
+    </w:p>
+    <w:p>
+      <w:pPr>
+        <w:spacing w:after="240" w:before="240" w:lineRule="auto"/>
+        <w:rPr>
+          <w:rFonts w:ascii="Manrope" w:cs="Manrope" w:eastAsia="Manrope" w:hAnsi="Manrope"/>
+        </w:rPr>
+      </w:pPr>
+      <w:r>
+        <w:rPr>
+          <w:rtl w:val="0"/>
+        </w:rPr>
+      </w:r>
+    </w:p>
+    <w:p>
+      <w:pPr>
         <w:spacing w:after="240" w:before="240" w:lineRule="auto"/>
         <w:rPr>
           <w:rFonts w:ascii="Manrope" w:cs="Manrope" w:eastAsia="Manrope" w:hAnsi="Manrope"/>
@@ -844,6 +1606,74 @@
           <w:rtl w:val="0"/>
         </w:rPr>
         <w:t xml:space="preserve">Desayuno largo. Ruta al aeropuerto de Vágar. Vuelo a Copenhague.</w:t>
+      </w:r>
+      <w:r>
+        <w:rPr>
+          <w:rtl w:val="0"/>
+        </w:rPr>
+      </w:r>
+    </w:p>
+    <w:p>
+      <w:pPr>
+        <w:numPr>
+          <w:ilvl w:val="0"/>
+          <w:numId w:val="4"/>
+        </w:numPr>
+        <w:spacing w:after="0" w:afterAutospacing="0" w:before="240" w:lineRule="auto"/>
+        <w:ind w:left="720" w:hanging="360"/>
+        <w:rPr>
+          <w:rFonts w:ascii="Manrope" w:cs="Manrope" w:eastAsia="Manrope" w:hAnsi="Manrope"/>
+          <w:u w:val="none"/>
+        </w:rPr>
+      </w:pPr>
+      <w:r>
+        <w:rPr>
+          <w:rFonts w:ascii="Manrope" w:cs="Manrope" w:eastAsia="Manrope" w:hAnsi="Manrope"/>
+          <w:rtl w:val="0"/>
+        </w:rPr>
+        <w:t xml:space="preserve">09:00: Desayuno largo en el hotel</w:t>
+      </w:r>
+    </w:p>
+    <w:p>
+      <w:pPr>
+        <w:numPr>
+          <w:ilvl w:val="0"/>
+          <w:numId w:val="4"/>
+        </w:numPr>
+        <w:spacing w:after="0" w:afterAutospacing="0" w:before="0" w:beforeAutospacing="0" w:lineRule="auto"/>
+        <w:ind w:left="720" w:hanging="360"/>
+        <w:rPr>
+          <w:rFonts w:ascii="Manrope" w:cs="Manrope" w:eastAsia="Manrope" w:hAnsi="Manrope"/>
+          <w:u w:val="none"/>
+        </w:rPr>
+      </w:pPr>
+      <w:r>
+        <w:rPr>
+          <w:rFonts w:ascii="Manrope" w:cs="Manrope" w:eastAsia="Manrope" w:hAnsi="Manrope"/>
+          <w:rtl w:val="0"/>
+        </w:rPr>
+        <w:t xml:space="preserve">10:30: Salida hacia el aeropuerto de Vágar (45 min en carro o Bus 300)</w:t>
+      </w:r>
+    </w:p>
+    <w:p>
+      <w:pPr>
+        <w:numPr>
+          <w:ilvl w:val="0"/>
+          <w:numId w:val="4"/>
+        </w:numPr>
+        <w:spacing w:after="240" w:before="0" w:beforeAutospacing="0" w:lineRule="auto"/>
+        <w:ind w:left="720" w:hanging="360"/>
+        <w:rPr>
+          <w:rFonts w:ascii="Manrope" w:cs="Manrope" w:eastAsia="Manrope" w:hAnsi="Manrope"/>
+          <w:u w:val="none"/>
+        </w:rPr>
+      </w:pPr>
+      <w:r>
+        <w:rPr>
+          <w:rFonts w:ascii="Manrope" w:cs="Manrope" w:eastAsia="Manrope" w:hAnsi="Manrope"/>
+          <w:rtl w:val="0"/>
+        </w:rPr>
+        <w:t xml:space="preserve">12:30: Check-in en el aeropuerto</w:t>
       </w:r>
     </w:p>
     <w:p>
@@ -1002,7 +1832,799 @@
 </file>
 
 <file path=word/numbering.xml><?xml version="1.0" encoding="utf-8"?>
-<w:numbering xmlns:mc="http://schemas.openxmlformats.org/markup-compatibility/2006" xmlns:o="urn:schemas-microsoft-com:office:office" xmlns:r="http://schemas.openxmlformats.org/officeDocument/2006/relationships" xmlns:m="http://schemas.openxmlformats.org/officeDocument/2006/math" xmlns:v="urn:schemas-microsoft-com:vml" xmlns:wp="http://schemas.openxmlformats.org/drawingml/2006/wordprocessingDrawing" xmlns:w10="urn:schemas-microsoft-com:office:word" xmlns:w="http://schemas.openxmlformats.org/wordprocessingml/2006/main" xmlns:wne="http://schemas.microsoft.com/office/word/2006/wordml" xmlns:sl="http://schemas.openxmlformats.org/schemaLibrary/2006/main" xmlns:a="http://schemas.openxmlformats.org/drawingml/2006/main" xmlns:pic="http://schemas.openxmlformats.org/drawingml/2006/picture" xmlns:c="http://schemas.openxmlformats.org/drawingml/2006/chart" xmlns:lc="http://schemas.openxmlformats.org/drawingml/2006/lockedCanvas" xmlns:dgm="http://schemas.openxmlformats.org/drawingml/2006/diagram" xmlns:wps="http://schemas.microsoft.com/office/word/2010/wordprocessingShape" xmlns:wpg="http://schemas.microsoft.com/office/word/2010/wordprocessingGroup" xmlns:w14="http://schemas.microsoft.com/office/word/2010/wordml" xmlns:w15="http://schemas.microsoft.com/office/word/2012/wordml" xmlns:w16="http://schemas.microsoft.com/office/word/2018/wordml" xmlns:w16cex="http://schemas.microsoft.com/office/word/2018/wordml/cex" xmlns:w16cid="http://schemas.microsoft.com/office/word/2016/wordml/cid" xmlns="http://schemas.microsoft.com/office/tasks/2019/documenttasks" xmlns:cr="http://schemas.microsoft.com/office/comments/2020/reactions"/>
+<w:numbering xmlns:mc="http://schemas.openxmlformats.org/markup-compatibility/2006" xmlns:o="urn:schemas-microsoft-com:office:office" xmlns:r="http://schemas.openxmlformats.org/officeDocument/2006/relationships" xmlns:m="http://schemas.openxmlformats.org/officeDocument/2006/math" xmlns:v="urn:schemas-microsoft-com:vml" xmlns:wp="http://schemas.openxmlformats.org/drawingml/2006/wordprocessingDrawing" xmlns:w10="urn:schemas-microsoft-com:office:word" xmlns:w="http://schemas.openxmlformats.org/wordprocessingml/2006/main" xmlns:wne="http://schemas.microsoft.com/office/word/2006/wordml" xmlns:sl="http://schemas.openxmlformats.org/schemaLibrary/2006/main" xmlns:a="http://schemas.openxmlformats.org/drawingml/2006/main" xmlns:pic="http://schemas.openxmlformats.org/drawingml/2006/picture" xmlns:c="http://schemas.openxmlformats.org/drawingml/2006/chart" xmlns:lc="http://schemas.openxmlformats.org/drawingml/2006/lockedCanvas" xmlns:dgm="http://schemas.openxmlformats.org/drawingml/2006/diagram" xmlns:wps="http://schemas.microsoft.com/office/word/2010/wordprocessingShape" xmlns:wpg="http://schemas.microsoft.com/office/word/2010/wordprocessingGroup" xmlns:w14="http://schemas.microsoft.com/office/word/2010/wordml" xmlns:w15="http://schemas.microsoft.com/office/word/2012/wordml" xmlns:w16="http://schemas.microsoft.com/office/word/2018/wordml" xmlns:w16cex="http://schemas.microsoft.com/office/word/2018/wordml/cex" xmlns:w16cid="http://schemas.microsoft.com/office/word/2016/wordml/cid" xmlns="http://schemas.microsoft.com/office/tasks/2019/documenttasks" xmlns:cr="http://schemas.microsoft.com/office/comments/2020/reactions">
+  <w:abstractNum w:abstractNumId="1">
+    <w:lvl w:ilvl="0">
+      <w:start w:val="1"/>
+      <w:numFmt w:val="bullet"/>
+      <w:lvlText w:val="●"/>
+      <w:lvlJc w:val="left"/>
+      <w:pPr>
+        <w:ind w:left="720" w:hanging="360"/>
+      </w:pPr>
+      <w:rPr>
+        <w:u w:val="none"/>
+      </w:rPr>
+    </w:lvl>
+    <w:lvl w:ilvl="1">
+      <w:start w:val="1"/>
+      <w:numFmt w:val="bullet"/>
+      <w:lvlText w:val="○"/>
+      <w:lvlJc w:val="left"/>
+      <w:pPr>
+        <w:ind w:left="1440" w:hanging="360"/>
+      </w:pPr>
+      <w:rPr>
+        <w:u w:val="none"/>
+      </w:rPr>
+    </w:lvl>
+    <w:lvl w:ilvl="2">
+      <w:start w:val="1"/>
+      <w:numFmt w:val="bullet"/>
+      <w:lvlText w:val="■"/>
+      <w:lvlJc w:val="left"/>
+      <w:pPr>
+        <w:ind w:left="2160" w:hanging="360"/>
+      </w:pPr>
+      <w:rPr>
+        <w:u w:val="none"/>
+      </w:rPr>
+    </w:lvl>
+    <w:lvl w:ilvl="3">
+      <w:start w:val="1"/>
+      <w:numFmt w:val="bullet"/>
+      <w:lvlText w:val="●"/>
+      <w:lvlJc w:val="left"/>
+      <w:pPr>
+        <w:ind w:left="2880" w:hanging="360"/>
+      </w:pPr>
+      <w:rPr>
+        <w:u w:val="none"/>
+      </w:rPr>
+    </w:lvl>
+    <w:lvl w:ilvl="4">
+      <w:start w:val="1"/>
+      <w:numFmt w:val="bullet"/>
+      <w:lvlText w:val="○"/>
+      <w:lvlJc w:val="left"/>
+      <w:pPr>
+        <w:ind w:left="3600" w:hanging="360"/>
+      </w:pPr>
+      <w:rPr>
+        <w:u w:val="none"/>
+      </w:rPr>
+    </w:lvl>
+    <w:lvl w:ilvl="5">
+      <w:start w:val="1"/>
+      <w:numFmt w:val="bullet"/>
+      <w:lvlText w:val="■"/>
+      <w:lvlJc w:val="left"/>
+      <w:pPr>
+        <w:ind w:left="4320" w:hanging="360"/>
+      </w:pPr>
+      <w:rPr>
+        <w:u w:val="none"/>
+      </w:rPr>
+    </w:lvl>
+    <w:lvl w:ilvl="6">
+      <w:start w:val="1"/>
+      <w:numFmt w:val="bullet"/>
+      <w:lvlText w:val="●"/>
+      <w:lvlJc w:val="left"/>
+      <w:pPr>
+        <w:ind w:left="5040" w:hanging="360"/>
+      </w:pPr>
+      <w:rPr>
+        <w:u w:val="none"/>
+      </w:rPr>
+    </w:lvl>
+    <w:lvl w:ilvl="7">
+      <w:start w:val="1"/>
+      <w:numFmt w:val="bullet"/>
+      <w:lvlText w:val="○"/>
+      <w:lvlJc w:val="left"/>
+      <w:pPr>
+        <w:ind w:left="5760" w:hanging="360"/>
+      </w:pPr>
+      <w:rPr>
+        <w:u w:val="none"/>
+      </w:rPr>
+    </w:lvl>
+    <w:lvl w:ilvl="8">
+      <w:start w:val="1"/>
+      <w:numFmt w:val="bullet"/>
+      <w:lvlText w:val="■"/>
+      <w:lvlJc w:val="left"/>
+      <w:pPr>
+        <w:ind w:left="6480" w:hanging="360"/>
+      </w:pPr>
+      <w:rPr>
+        <w:u w:val="none"/>
+      </w:rPr>
+    </w:lvl>
+  </w:abstractNum>
+  <w:abstractNum w:abstractNumId="2">
+    <w:lvl w:ilvl="0">
+      <w:start w:val="1"/>
+      <w:numFmt w:val="bullet"/>
+      <w:lvlText w:val="●"/>
+      <w:lvlJc w:val="left"/>
+      <w:pPr>
+        <w:ind w:left="720" w:hanging="360"/>
+      </w:pPr>
+      <w:rPr>
+        <w:u w:val="none"/>
+      </w:rPr>
+    </w:lvl>
+    <w:lvl w:ilvl="1">
+      <w:start w:val="1"/>
+      <w:numFmt w:val="bullet"/>
+      <w:lvlText w:val="○"/>
+      <w:lvlJc w:val="left"/>
+      <w:pPr>
+        <w:ind w:left="1440" w:hanging="360"/>
+      </w:pPr>
+      <w:rPr>
+        <w:u w:val="none"/>
+      </w:rPr>
+    </w:lvl>
+    <w:lvl w:ilvl="2">
+      <w:start w:val="1"/>
+      <w:numFmt w:val="bullet"/>
+      <w:lvlText w:val="■"/>
+      <w:lvlJc w:val="left"/>
+      <w:pPr>
+        <w:ind w:left="2160" w:hanging="360"/>
+      </w:pPr>
+      <w:rPr>
+        <w:u w:val="none"/>
+      </w:rPr>
+    </w:lvl>
+    <w:lvl w:ilvl="3">
+      <w:start w:val="1"/>
+      <w:numFmt w:val="bullet"/>
+      <w:lvlText w:val="●"/>
+      <w:lvlJc w:val="left"/>
+      <w:pPr>
+        <w:ind w:left="2880" w:hanging="360"/>
+      </w:pPr>
+      <w:rPr>
+        <w:u w:val="none"/>
+      </w:rPr>
+    </w:lvl>
+    <w:lvl w:ilvl="4">
+      <w:start w:val="1"/>
+      <w:numFmt w:val="bullet"/>
+      <w:lvlText w:val="○"/>
+      <w:lvlJc w:val="left"/>
+      <w:pPr>
+        <w:ind w:left="3600" w:hanging="360"/>
+      </w:pPr>
+      <w:rPr>
+        <w:u w:val="none"/>
+      </w:rPr>
+    </w:lvl>
+    <w:lvl w:ilvl="5">
+      <w:start w:val="1"/>
+      <w:numFmt w:val="bullet"/>
+      <w:lvlText w:val="■"/>
+      <w:lvlJc w:val="left"/>
+      <w:pPr>
+        <w:ind w:left="4320" w:hanging="360"/>
+      </w:pPr>
+      <w:rPr>
+        <w:u w:val="none"/>
+      </w:rPr>
+    </w:lvl>
+    <w:lvl w:ilvl="6">
+      <w:start w:val="1"/>
+      <w:numFmt w:val="bullet"/>
+      <w:lvlText w:val="●"/>
+      <w:lvlJc w:val="left"/>
+      <w:pPr>
+        <w:ind w:left="5040" w:hanging="360"/>
+      </w:pPr>
+      <w:rPr>
+        <w:u w:val="none"/>
+      </w:rPr>
+    </w:lvl>
+    <w:lvl w:ilvl="7">
+      <w:start w:val="1"/>
+      <w:numFmt w:val="bullet"/>
+      <w:lvlText w:val="○"/>
+      <w:lvlJc w:val="left"/>
+      <w:pPr>
+        <w:ind w:left="5760" w:hanging="360"/>
+      </w:pPr>
+      <w:rPr>
+        <w:u w:val="none"/>
+      </w:rPr>
+    </w:lvl>
+    <w:lvl w:ilvl="8">
+      <w:start w:val="1"/>
+      <w:numFmt w:val="bullet"/>
+      <w:lvlText w:val="■"/>
+      <w:lvlJc w:val="left"/>
+      <w:pPr>
+        <w:ind w:left="6480" w:hanging="360"/>
+      </w:pPr>
+      <w:rPr>
+        <w:u w:val="none"/>
+      </w:rPr>
+    </w:lvl>
+  </w:abstractNum>
+  <w:abstractNum w:abstractNumId="3">
+    <w:lvl w:ilvl="0">
+      <w:start w:val="1"/>
+      <w:numFmt w:val="bullet"/>
+      <w:lvlText w:val="●"/>
+      <w:lvlJc w:val="left"/>
+      <w:pPr>
+        <w:ind w:left="720" w:hanging="360"/>
+      </w:pPr>
+      <w:rPr>
+        <w:u w:val="none"/>
+      </w:rPr>
+    </w:lvl>
+    <w:lvl w:ilvl="1">
+      <w:start w:val="1"/>
+      <w:numFmt w:val="bullet"/>
+      <w:lvlText w:val="○"/>
+      <w:lvlJc w:val="left"/>
+      <w:pPr>
+        <w:ind w:left="1440" w:hanging="360"/>
+      </w:pPr>
+      <w:rPr>
+        <w:u w:val="none"/>
+      </w:rPr>
+    </w:lvl>
+    <w:lvl w:ilvl="2">
+      <w:start w:val="1"/>
+      <w:numFmt w:val="bullet"/>
+      <w:lvlText w:val="■"/>
+      <w:lvlJc w:val="left"/>
+      <w:pPr>
+        <w:ind w:left="2160" w:hanging="360"/>
+      </w:pPr>
+      <w:rPr>
+        <w:u w:val="none"/>
+      </w:rPr>
+    </w:lvl>
+    <w:lvl w:ilvl="3">
+      <w:start w:val="1"/>
+      <w:numFmt w:val="bullet"/>
+      <w:lvlText w:val="●"/>
+      <w:lvlJc w:val="left"/>
+      <w:pPr>
+        <w:ind w:left="2880" w:hanging="360"/>
+      </w:pPr>
+      <w:rPr>
+        <w:u w:val="none"/>
+      </w:rPr>
+    </w:lvl>
+    <w:lvl w:ilvl="4">
+      <w:start w:val="1"/>
+      <w:numFmt w:val="bullet"/>
+      <w:lvlText w:val="○"/>
+      <w:lvlJc w:val="left"/>
+      <w:pPr>
+        <w:ind w:left="3600" w:hanging="360"/>
+      </w:pPr>
+      <w:rPr>
+        <w:u w:val="none"/>
+      </w:rPr>
+    </w:lvl>
+    <w:lvl w:ilvl="5">
+      <w:start w:val="1"/>
+      <w:numFmt w:val="bullet"/>
+      <w:lvlText w:val="■"/>
+      <w:lvlJc w:val="left"/>
+      <w:pPr>
+        <w:ind w:left="4320" w:hanging="360"/>
+      </w:pPr>
+      <w:rPr>
+        <w:u w:val="none"/>
+      </w:rPr>
+    </w:lvl>
+    <w:lvl w:ilvl="6">
+      <w:start w:val="1"/>
+      <w:numFmt w:val="bullet"/>
+      <w:lvlText w:val="●"/>
+      <w:lvlJc w:val="left"/>
+      <w:pPr>
+        <w:ind w:left="5040" w:hanging="360"/>
+      </w:pPr>
+      <w:rPr>
+        <w:u w:val="none"/>
+      </w:rPr>
+    </w:lvl>
+    <w:lvl w:ilvl="7">
+      <w:start w:val="1"/>
+      <w:numFmt w:val="bullet"/>
+      <w:lvlText w:val="○"/>
+      <w:lvlJc w:val="left"/>
+      <w:pPr>
+        <w:ind w:left="5760" w:hanging="360"/>
+      </w:pPr>
+      <w:rPr>
+        <w:u w:val="none"/>
+      </w:rPr>
+    </w:lvl>
+    <w:lvl w:ilvl="8">
+      <w:start w:val="1"/>
+      <w:numFmt w:val="bullet"/>
+      <w:lvlText w:val="■"/>
+      <w:lvlJc w:val="left"/>
+      <w:pPr>
+        <w:ind w:left="6480" w:hanging="360"/>
+      </w:pPr>
+      <w:rPr>
+        <w:u w:val="none"/>
+      </w:rPr>
+    </w:lvl>
+  </w:abstractNum>
+  <w:abstractNum w:abstractNumId="4">
+    <w:lvl w:ilvl="0">
+      <w:start w:val="1"/>
+      <w:numFmt w:val="bullet"/>
+      <w:lvlText w:val="●"/>
+      <w:lvlJc w:val="left"/>
+      <w:pPr>
+        <w:ind w:left="720" w:hanging="360"/>
+      </w:pPr>
+      <w:rPr>
+        <w:u w:val="none"/>
+      </w:rPr>
+    </w:lvl>
+    <w:lvl w:ilvl="1">
+      <w:start w:val="1"/>
+      <w:numFmt w:val="bullet"/>
+      <w:lvlText w:val="○"/>
+      <w:lvlJc w:val="left"/>
+      <w:pPr>
+        <w:ind w:left="1440" w:hanging="360"/>
+      </w:pPr>
+      <w:rPr>
+        <w:u w:val="none"/>
+      </w:rPr>
+    </w:lvl>
+    <w:lvl w:ilvl="2">
+      <w:start w:val="1"/>
+      <w:numFmt w:val="bullet"/>
+      <w:lvlText w:val="■"/>
+      <w:lvlJc w:val="left"/>
+      <w:pPr>
+        <w:ind w:left="2160" w:hanging="360"/>
+      </w:pPr>
+      <w:rPr>
+        <w:u w:val="none"/>
+      </w:rPr>
+    </w:lvl>
+    <w:lvl w:ilvl="3">
+      <w:start w:val="1"/>
+      <w:numFmt w:val="bullet"/>
+      <w:lvlText w:val="●"/>
+      <w:lvlJc w:val="left"/>
+      <w:pPr>
+        <w:ind w:left="2880" w:hanging="360"/>
+      </w:pPr>
+      <w:rPr>
+        <w:u w:val="none"/>
+      </w:rPr>
+    </w:lvl>
+    <w:lvl w:ilvl="4">
+      <w:start w:val="1"/>
+      <w:numFmt w:val="bullet"/>
+      <w:lvlText w:val="○"/>
+      <w:lvlJc w:val="left"/>
+      <w:pPr>
+        <w:ind w:left="3600" w:hanging="360"/>
+      </w:pPr>
+      <w:rPr>
+        <w:u w:val="none"/>
+      </w:rPr>
+    </w:lvl>
+    <w:lvl w:ilvl="5">
+      <w:start w:val="1"/>
+      <w:numFmt w:val="bullet"/>
+      <w:lvlText w:val="■"/>
+      <w:lvlJc w:val="left"/>
+      <w:pPr>
+        <w:ind w:left="4320" w:hanging="360"/>
+      </w:pPr>
+      <w:rPr>
+        <w:u w:val="none"/>
+      </w:rPr>
+    </w:lvl>
+    <w:lvl w:ilvl="6">
+      <w:start w:val="1"/>
+      <w:numFmt w:val="bullet"/>
+      <w:lvlText w:val="●"/>
+      <w:lvlJc w:val="left"/>
+      <w:pPr>
+        <w:ind w:left="5040" w:hanging="360"/>
+      </w:pPr>
+      <w:rPr>
+        <w:u w:val="none"/>
+      </w:rPr>
+    </w:lvl>
+    <w:lvl w:ilvl="7">
+      <w:start w:val="1"/>
+      <w:numFmt w:val="bullet"/>
+      <w:lvlText w:val="○"/>
+      <w:lvlJc w:val="left"/>
+      <w:pPr>
+        <w:ind w:left="5760" w:hanging="360"/>
+      </w:pPr>
+      <w:rPr>
+        <w:u w:val="none"/>
+      </w:rPr>
+    </w:lvl>
+    <w:lvl w:ilvl="8">
+      <w:start w:val="1"/>
+      <w:numFmt w:val="bullet"/>
+      <w:lvlText w:val="■"/>
+      <w:lvlJc w:val="left"/>
+      <w:pPr>
+        <w:ind w:left="6480" w:hanging="360"/>
+      </w:pPr>
+      <w:rPr>
+        <w:u w:val="none"/>
+      </w:rPr>
+    </w:lvl>
+  </w:abstractNum>
+  <w:abstractNum w:abstractNumId="5">
+    <w:lvl w:ilvl="0">
+      <w:start w:val="1"/>
+      <w:numFmt w:val="bullet"/>
+      <w:lvlText w:val="●"/>
+      <w:lvlJc w:val="left"/>
+      <w:pPr>
+        <w:ind w:left="720" w:hanging="360"/>
+      </w:pPr>
+      <w:rPr>
+        <w:u w:val="none"/>
+      </w:rPr>
+    </w:lvl>
+    <w:lvl w:ilvl="1">
+      <w:start w:val="1"/>
+      <w:numFmt w:val="bullet"/>
+      <w:lvlText w:val="○"/>
+      <w:lvlJc w:val="left"/>
+      <w:pPr>
+        <w:ind w:left="1440" w:hanging="360"/>
+      </w:pPr>
+      <w:rPr>
+        <w:u w:val="none"/>
+      </w:rPr>
+    </w:lvl>
+    <w:lvl w:ilvl="2">
+      <w:start w:val="1"/>
+      <w:numFmt w:val="bullet"/>
+      <w:lvlText w:val="■"/>
+      <w:lvlJc w:val="left"/>
+      <w:pPr>
+        <w:ind w:left="2160" w:hanging="360"/>
+      </w:pPr>
+      <w:rPr>
+        <w:u w:val="none"/>
+      </w:rPr>
+    </w:lvl>
+    <w:lvl w:ilvl="3">
+      <w:start w:val="1"/>
+      <w:numFmt w:val="bullet"/>
+      <w:lvlText w:val="●"/>
+      <w:lvlJc w:val="left"/>
+      <w:pPr>
+        <w:ind w:left="2880" w:hanging="360"/>
+      </w:pPr>
+      <w:rPr>
+        <w:u w:val="none"/>
+      </w:rPr>
+    </w:lvl>
+    <w:lvl w:ilvl="4">
+      <w:start w:val="1"/>
+      <w:numFmt w:val="bullet"/>
+      <w:lvlText w:val="○"/>
+      <w:lvlJc w:val="left"/>
+      <w:pPr>
+        <w:ind w:left="3600" w:hanging="360"/>
+      </w:pPr>
+      <w:rPr>
+        <w:u w:val="none"/>
+      </w:rPr>
+    </w:lvl>
+    <w:lvl w:ilvl="5">
+      <w:start w:val="1"/>
+      <w:numFmt w:val="bullet"/>
+      <w:lvlText w:val="■"/>
+      <w:lvlJc w:val="left"/>
+      <w:pPr>
+        <w:ind w:left="4320" w:hanging="360"/>
+      </w:pPr>
+      <w:rPr>
+        <w:u w:val="none"/>
+      </w:rPr>
+    </w:lvl>
+    <w:lvl w:ilvl="6">
+      <w:start w:val="1"/>
+      <w:numFmt w:val="bullet"/>
+      <w:lvlText w:val="●"/>
+      <w:lvlJc w:val="left"/>
+      <w:pPr>
+        <w:ind w:left="5040" w:hanging="360"/>
+      </w:pPr>
+      <w:rPr>
+        <w:u w:val="none"/>
+      </w:rPr>
+    </w:lvl>
+    <w:lvl w:ilvl="7">
+      <w:start w:val="1"/>
+      <w:numFmt w:val="bullet"/>
+      <w:lvlText w:val="○"/>
+      <w:lvlJc w:val="left"/>
+      <w:pPr>
+        <w:ind w:left="5760" w:hanging="360"/>
+      </w:pPr>
+      <w:rPr>
+        <w:u w:val="none"/>
+      </w:rPr>
+    </w:lvl>
+    <w:lvl w:ilvl="8">
+      <w:start w:val="1"/>
+      <w:numFmt w:val="bullet"/>
+      <w:lvlText w:val="■"/>
+      <w:lvlJc w:val="left"/>
+      <w:pPr>
+        <w:ind w:left="6480" w:hanging="360"/>
+      </w:pPr>
+      <w:rPr>
+        <w:u w:val="none"/>
+      </w:rPr>
+    </w:lvl>
+  </w:abstractNum>
+  <w:abstractNum w:abstractNumId="6">
+    <w:lvl w:ilvl="0">
+      <w:start w:val="1"/>
+      <w:numFmt w:val="bullet"/>
+      <w:lvlText w:val="●"/>
+      <w:lvlJc w:val="left"/>
+      <w:pPr>
+        <w:ind w:left="720" w:hanging="360"/>
+      </w:pPr>
+      <w:rPr>
+        <w:u w:val="none"/>
+      </w:rPr>
+    </w:lvl>
+    <w:lvl w:ilvl="1">
+      <w:start w:val="1"/>
+      <w:numFmt w:val="bullet"/>
+      <w:lvlText w:val="○"/>
+      <w:lvlJc w:val="left"/>
+      <w:pPr>
+        <w:ind w:left="1440" w:hanging="360"/>
+      </w:pPr>
+      <w:rPr>
+        <w:u w:val="none"/>
+      </w:rPr>
+    </w:lvl>
+    <w:lvl w:ilvl="2">
+      <w:start w:val="1"/>
+      <w:numFmt w:val="bullet"/>
+      <w:lvlText w:val="■"/>
+      <w:lvlJc w:val="left"/>
+      <w:pPr>
+        <w:ind w:left="2160" w:hanging="360"/>
+      </w:pPr>
+      <w:rPr>
+        <w:u w:val="none"/>
+      </w:rPr>
+    </w:lvl>
+    <w:lvl w:ilvl="3">
+      <w:start w:val="1"/>
+      <w:numFmt w:val="bullet"/>
+      <w:lvlText w:val="●"/>
+      <w:lvlJc w:val="left"/>
+      <w:pPr>
+        <w:ind w:left="2880" w:hanging="360"/>
+      </w:pPr>
+      <w:rPr>
+        <w:u w:val="none"/>
+      </w:rPr>
+    </w:lvl>
+    <w:lvl w:ilvl="4">
+      <w:start w:val="1"/>
+      <w:numFmt w:val="bullet"/>
+      <w:lvlText w:val="○"/>
+      <w:lvlJc w:val="left"/>
+      <w:pPr>
+        <w:ind w:left="3600" w:hanging="360"/>
+      </w:pPr>
+      <w:rPr>
+        <w:u w:val="none"/>
+      </w:rPr>
+    </w:lvl>
+    <w:lvl w:ilvl="5">
+      <w:start w:val="1"/>
+      <w:numFmt w:val="bullet"/>
+      <w:lvlText w:val="■"/>
+      <w:lvlJc w:val="left"/>
+      <w:pPr>
+        <w:ind w:left="4320" w:hanging="360"/>
+      </w:pPr>
+      <w:rPr>
+        <w:u w:val="none"/>
+      </w:rPr>
+    </w:lvl>
+    <w:lvl w:ilvl="6">
+      <w:start w:val="1"/>
+      <w:numFmt w:val="bullet"/>
+      <w:lvlText w:val="●"/>
+      <w:lvlJc w:val="left"/>
+      <w:pPr>
+        <w:ind w:left="5040" w:hanging="360"/>
+      </w:pPr>
+      <w:rPr>
+        <w:u w:val="none"/>
+      </w:rPr>
+    </w:lvl>
+    <w:lvl w:ilvl="7">
+      <w:start w:val="1"/>
+      <w:numFmt w:val="bullet"/>
+      <w:lvlText w:val="○"/>
+      <w:lvlJc w:val="left"/>
+      <w:pPr>
+        <w:ind w:left="5760" w:hanging="360"/>
+      </w:pPr>
+      <w:rPr>
+        <w:u w:val="none"/>
+      </w:rPr>
+    </w:lvl>
+    <w:lvl w:ilvl="8">
+      <w:start w:val="1"/>
+      <w:numFmt w:val="bullet"/>
+      <w:lvlText w:val="■"/>
+      <w:lvlJc w:val="left"/>
+      <w:pPr>
+        <w:ind w:left="6480" w:hanging="360"/>
+      </w:pPr>
+      <w:rPr>
+        <w:u w:val="none"/>
+      </w:rPr>
+    </w:lvl>
+  </w:abstractNum>
+  <w:abstractNum w:abstractNumId="7">
+    <w:lvl w:ilvl="0">
+      <w:start w:val="1"/>
+      <w:numFmt w:val="bullet"/>
+      <w:lvlText w:val="●"/>
+      <w:lvlJc w:val="left"/>
+      <w:pPr>
+        <w:ind w:left="720" w:hanging="360"/>
+      </w:pPr>
+      <w:rPr>
+        <w:u w:val="none"/>
+      </w:rPr>
+    </w:lvl>
+    <w:lvl w:ilvl="1">
+      <w:start w:val="1"/>
+      <w:numFmt w:val="bullet"/>
+      <w:lvlText w:val="○"/>
+      <w:lvlJc w:val="left"/>
+      <w:pPr>
+        <w:ind w:left="1440" w:hanging="360"/>
+      </w:pPr>
+      <w:rPr>
+        <w:u w:val="none"/>
+      </w:rPr>
+    </w:lvl>
+    <w:lvl w:ilvl="2">
+      <w:start w:val="1"/>
+      <w:numFmt w:val="bullet"/>
+      <w:lvlText w:val="■"/>
+      <w:lvlJc w:val="left"/>
+      <w:pPr>
+        <w:ind w:left="2160" w:hanging="360"/>
+      </w:pPr>
+      <w:rPr>
+        <w:u w:val="none"/>
+      </w:rPr>
+    </w:lvl>
+    <w:lvl w:ilvl="3">
+      <w:start w:val="1"/>
+      <w:numFmt w:val="bullet"/>
+      <w:lvlText w:val="●"/>
+      <w:lvlJc w:val="left"/>
+      <w:pPr>
+        <w:ind w:left="2880" w:hanging="360"/>
+      </w:pPr>
+      <w:rPr>
+        <w:u w:val="none"/>
+      </w:rPr>
+    </w:lvl>
+    <w:lvl w:ilvl="4">
+      <w:start w:val="1"/>
+      <w:numFmt w:val="bullet"/>
+      <w:lvlText w:val="○"/>
+      <w:lvlJc w:val="left"/>
+      <w:pPr>
+        <w:ind w:left="3600" w:hanging="360"/>
+      </w:pPr>
+      <w:rPr>
+        <w:u w:val="none"/>
+      </w:rPr>
+    </w:lvl>
+    <w:lvl w:ilvl="5">
+      <w:start w:val="1"/>
+      <w:numFmt w:val="bullet"/>
+      <w:lvlText w:val="■"/>
+      <w:lvlJc w:val="left"/>
+      <w:pPr>
+        <w:ind w:left="4320" w:hanging="360"/>
+      </w:pPr>
+      <w:rPr>
+        <w:u w:val="none"/>
+      </w:rPr>
+    </w:lvl>
+    <w:lvl w:ilvl="6">
+      <w:start w:val="1"/>
+      <w:numFmt w:val="bullet"/>
+      <w:lvlText w:val="●"/>
+      <w:lvlJc w:val="left"/>
+      <w:pPr>
+        <w:ind w:left="5040" w:hanging="360"/>
+      </w:pPr>
+      <w:rPr>
+        <w:u w:val="none"/>
+      </w:rPr>
+    </w:lvl>
+    <w:lvl w:ilvl="7">
+      <w:start w:val="1"/>
+      <w:numFmt w:val="bullet"/>
+      <w:lvlText w:val="○"/>
+      <w:lvlJc w:val="left"/>
+      <w:pPr>
+        <w:ind w:left="5760" w:hanging="360"/>
+      </w:pPr>
+      <w:rPr>
+        <w:u w:val="none"/>
+      </w:rPr>
+    </w:lvl>
+    <w:lvl w:ilvl="8">
+      <w:start w:val="1"/>
+      <w:numFmt w:val="bullet"/>
+      <w:lvlText w:val="■"/>
+      <w:lvlJc w:val="left"/>
+      <w:pPr>
+        <w:ind w:left="6480" w:hanging="360"/>
+      </w:pPr>
+      <w:rPr>
+        <w:u w:val="none"/>
+      </w:rPr>
+    </w:lvl>
+  </w:abstractNum>
+  <w:num w:numId="1">
+    <w:abstractNumId w:val="1"/>
+  </w:num>
+  <w:num w:numId="2">
+    <w:abstractNumId w:val="2"/>
+  </w:num>
+  <w:num w:numId="3">
+    <w:abstractNumId w:val="3"/>
+  </w:num>
+  <w:num w:numId="4">
+    <w:abstractNumId w:val="4"/>
+  </w:num>
+  <w:num w:numId="5">
+    <w:abstractNumId w:val="5"/>
+  </w:num>
+  <w:num w:numId="6">
+    <w:abstractNumId w:val="6"/>
+  </w:num>
+  <w:num w:numId="7">
+    <w:abstractNumId w:val="7"/>
+  </w:num>
+</w:numbering>
 </file>
 
 <file path=word/styles.xml><?xml version="1.0" encoding="utf-8"?>
